--- a/assets/cases/BlueRiver_Grid_Case.docx
+++ b/assets/cases/BlueRiver_Grid_Case.docx
@@ -23,10 +23,7 @@
         <w:pStyle w:val="CaseSubtitle"/>
       </w:pPr>
       <w:r>
-        <w:t xml:space="preserve">The </w:t>
-      </w:r>
-      <w:r>
-        <w:t>6:00 p.m. reliability decision</w:t>
+        <w:t>The 6:00 p.m. reliability decision</w:t>
       </w:r>
     </w:p>
     <w:p>
@@ -82,7 +79,10 @@
     </w:p>
     <w:p>
       <w:r>
-        <w:t>Marquez had immediate choices: ask Riverbend to remain online at reduced output; start two older oil-fired peaking units; buy power in the five-minute market; discharge batteries earlier than planned; call a voluntary demand-response event; or prepare controlled service interruptions for a small group of industrial customers. Each action changed the options that would remain later in the day. The batteries could respond in seconds, but their stored energy would be exhausted after four hours. Starting the oil units required forty minutes and would produce high operating costs and emissions. Imported power appeared available, but neighboring regions were experiencing the same heat wave.</w:t>
+        <w:t>Marquez had immediate choices: ask Riverbend to remain online at reduced output; start two older oil-fired peaking units; buy power in the five-minute market; discharge batteries earlier than planned; call a voluntary demand-response event; or prepare controlled service interruptions for a small group of industrial customers. Each action changed the options that would remain later in the day. The batteries could respond in seconds, but their stored energy would be exhausted after four hours. Starting the oi</w:t>
+      </w:r>
+      <w:r>
+        <w:t>l units required forty minutes and would produce high operating costs and emissions. Imported power appeared available, but neighboring regions were experiencing the same heat wave.</w:t>
       </w:r>
     </w:p>
     <w:p>
@@ -105,7 +105,10 @@
     </w:p>
     <w:p>
       <w:r>
-        <w:t>Blue River was experiencing these forces in concentrated form. Three data-center campuses had opened since 2023. Six more projects, totaling 4,600 MW of requested service, were in various stages of study. Some would never be built, but BRSO could not assume that. A steel mill was also considering a switch from gas-fired furnaces to electric arc technology, while households were installing heat pumps and electric vehicles. Meanwhile, older coal and oil plants were retiring, and most proposed replacement capacity consisted of solar, wind, and batteries whose availability varied by hour and weather.</w:t>
+        <w:t>Blue River was experiencing these forces in concentrated form. Three data-center campuses had opened since 2023. Six more projects, totaling 4,600 MW of requested service, were in various stages of study. Some would never be built, but BRSO could not assume that. A steel mill was also considering a switch from gas-fired furnaces to electric arc technology, while households were installing heat pumps and electric vehicles. Meanwhile, older coal and oil plants were retiring, and most proposed replacement capa</w:t>
+      </w:r>
+      <w:r>
+        <w:t>city consisted of solar, wind, and batteries whose availability varied by hour and weather.</w:t>
       </w:r>
     </w:p>
     <w:p>
@@ -611,12 +614,18 @@
     </w:p>
     <w:p>
       <w:r>
-        <w:t>In real time, system operators had to keep electricity supply and demand in near-perfect balance. A mismatch could cause frequency to drift away from 60 hertz, potentially damaging equipment or triggering automatic disconnections. Dispatch instructions and market prices were updated every five minutes, while regulation resources adjusted output every few seconds. Transmission constraints complicated matters: inexpensive power in the north could not always reach the southern load centers because two key lines were approaching thermal limits.</w:t>
+        <w:t>In real time, system operators had to keep electricity supply and demand in near-perfect balance. A mismatch could cause frequency to drift away from 60 hertz, potentially damaging equipment or triggering automatic disconnections. Dispatch instructions and market prices were updated every five minutes, while regulation resources adjusted output every few seconds. Transmission constraints complicated matters: inexpensive power in the north could not always reach the southern load centers because two key line</w:t>
+      </w:r>
+      <w:r>
+        <w:t>s were approaching thermal limits.</w:t>
       </w:r>
     </w:p>
     <w:p>
       <w:r>
-        <w:t>The demand forecast was itself a moving target. A one-degree error in the evening temperature forecast could change peak demand by approximately 280 MW. Cloud cover could simultaneously reduce solar production and lower air-conditioning demand, but not always in the same places. A major sports event could shift hundreds of megawatts within minutes when spectators returned home. Industrial customers could reduce consumption when called, but their response depended on production commitments, staffing, and the incentive payment.</w:t>
+        <w:t>The demand forecast was itself a moving target. A one-degree error in the evening temperature forecast could change peak demand by approximately 280 MW. Cloud cover could simultaneously reduce solar production and lower air-conditioning demand, but not always in the same places. A major sports event could shift hundreds of megawatts within minutes when spectators returned home. Industrial customers could reduce consumption when called, but their response depended on production commitments, staffing, and the</w:t>
+      </w:r>
+      <w:r>
+        <w:t xml:space="preserve"> incentive payment.</w:t>
       </w:r>
     </w:p>
     <w:p>
@@ -1546,12 +1555,18 @@
     </w:p>
     <w:p>
       <w:r>
-        <w:t>The most reliable action was often not the least expensive. Committing too many thermal generators protected against forecast errors but forced customers to pay startup and minimum-run costs even if demand or renewable output turned out favorably. Committing too few units exposed the system to volatile real-time prices and emergency shortages. A battery could avoid starting a peaker, but discharging it at 4:00 p.m. might leave no stored energy at 7:30 p.m. A demand-response call could protect reliability but interrupt production at factories and reduce confidence in the program if called too often.</w:t>
+        <w:t>The most reliable action was often not the least expensive. Committing too many thermal generators protected against forecast errors but forced customers to pay startup and minimum-run costs even if demand or renewable output turned out favorably. Committing too few units exposed the system to volatile real-time prices and emergency shortages. A battery could avoid starting a peaker, but discharging it at 4:00 p.m. might leave no stored energy at 7:30 p.m. A demand-response call could protect reliability bu</w:t>
+      </w:r>
+      <w:r>
+        <w:t>t interrupt production at factories and reduce confidence in the program if called too often.</w:t>
       </w:r>
     </w:p>
     <w:p>
       <w:r>
-        <w:t>Environmental consequences were also uneven. BRSO's oil peakers emitted far more carbon dioxide and local pollutants than gas generation. A proposed 900-MW gas plant would improve reliability but could operate for thirty years. A larger battery portfolio avoided direct emissions but required enough surplus energy to charge, and four-hour batteries could not cover a multi-day winter shortage. New transmission could unlock wind resources, but permitting and construction were expected to take seven to ten years.</w:t>
+        <w:t>Environmental consequences were also uneven. BRSO's oil peakers emitted far more carbon dioxide and local pollutants than gas generation. A proposed 900-MW gas plant would improve reliability but could operate for thirty years. A larger battery portfolio avoided direct emissions but required enough surplus energy to charge, and four-hour batteries could not cover a multi-day winter shortage. New transmission could unlock wind resources, but permitting and construction were expected to take seven to ten year</w:t>
+      </w:r>
+      <w:r>
+        <w:t>s.</w:t>
       </w:r>
     </w:p>
     <w:p>
@@ -1573,7 +1588,6 @@
         <w:pStyle w:val="ExhibitTitle"/>
       </w:pPr>
       <w:r>
-        <w:lastRenderedPageBreak/>
         <w:t>Exhibit 3. Selected operating alternatives</w:t>
       </w:r>
     </w:p>
@@ -2198,17 +2212,26 @@
     </w:p>
     <w:p>
       <w:r>
-        <w:t>The July 22 operating problem was immediate, but the board had asked Marquez to recommend a resource strategy for the next decade. The staff had developed five initiatives: a 1,000-MW gas plant; 3,000 MW of additional four-hour batteries; a 500-mile transmission expansion connecting northern wind resources; advanced sensors and dynamic line ratings that might increase usable transmission capacity; and a large demand-flexibility program for data centers, manufacturers, commercial buildings, electric vehicles, and residential thermostats.</w:t>
+        <w:t>The July 22 operating problem was immediate, but the board had asked Marquez to recommend a resource strategy for the next decade. The staff had developed five initiatives: a 1,000-MW gas plant; 3,000 MW of additional four-hour batteries; a 500-mile transmission expansion connecting northern wind resources; advanced sensors and dynamic line ratings that might increase usable transmission capacity; and a large demand-flexibility program for data centers, manufacturers, commercial buildings, electric vehicles</w:t>
+      </w:r>
+      <w:r>
+        <w:t>, and residential thermostats.</w:t>
       </w:r>
     </w:p>
     <w:p>
       <w:r>
-        <w:t>Each initiative depended on assumptions outside BRSO's control. Gas prices could remain moderate or rise sharply. Battery costs could continue falling, while supply-chain or safety requirements could increase them. Data centers might agree to flexible service, but only if interruption rules were predictable. Transmission could be delayed by landowners, environmental reviews, or state disagreement over who should pay. Small modular nuclear reactors and long-duration storage might become commercially viable, but their timing and costs remained uncertain.</w:t>
+        <w:t xml:space="preserve">Each initiative depended on assumptions outside BRSO's control. Gas prices could remain moderate or rise sharply. Battery costs could continue falling, while supply-chain or safety requirements could increase them. Data centers might agree to flexible service, but only if interruption rules were predictable. Transmission could be delayed by landowners, environmental reviews, or state disagreement over who should pay. Small modular nuclear reactors and long-duration storage might become commercially viable, </w:t>
+      </w:r>
+      <w:r>
+        <w:t>but their timing and costs remained uncertain.</w:t>
       </w:r>
     </w:p>
     <w:p>
       <w:r>
-        <w:t>Regulators also had different priorities. Franklin wanted faster interconnection of data centers because of tax revenue and construction jobs. Monroe objected to paying for transmission built primarily to serve Franklin's growth. Easton wanted BRSO to meet stricter carbon targets and protect low-income customers from rate increases. Consumer advocates argued that large new loads should fund the capacity they required. Data-center developers countered that special charges would drive investment to other regions.</w:t>
+        <w:t>Regulators also had different priorities. Franklin wanted faster interconnection of data centers because of tax revenue and construction jobs. Monroe objected to paying for transmission built primarily to serve Franklin's growth. Easton wanted BRSO to meet stricter carbon targets and protect low-income customers from rate increases. Consumer advocates argued that large new loads should fund the capacity they required. Data-center developers countered that special charges would drive investment to other regi</w:t>
+      </w:r>
+      <w:r>
+        <w:t>ons.</w:t>
       </w:r>
     </w:p>
     <w:p>
@@ -2221,7 +2244,6 @@
         <w:pStyle w:val="ExhibitTitle"/>
       </w:pPr>
       <w:r>
-        <w:lastRenderedPageBreak/>
         <w:t>Exhibit 4. Long-term initiatives under consideration</w:t>
       </w:r>
     </w:p>
@@ -2778,7 +2800,10 @@
     </w:p>
     <w:p>
       <w:r>
-        <w:t>The vice president of operations recommended starting both oil peakers immediately and preserving the batteries until after sunset. The market director preferred to buy imports and wait for better information, arguing that the oil units might run unnecessarily. The sustainability director proposed calling 600 MW of demand response before 4:00 p.m., but the industrial customer council had complained that BRSO had already called four events that summer. The reliability officer wanted authorization for all three actions.</w:t>
+        <w:t>The vice president of operations recommended starting both oil peakers immediately and preserving the batteries until after sunset. The market director preferred to buy imports and wait for better information, arguing that the oil units might run unnecessarily. The sustainability director proposed calling 600 MW of demand response before 4:00 p.m., but the industrial customer council had complained that BRSO had already called four events that summer. The reliability officer wanted authorization for all thr</w:t>
+      </w:r>
+      <w:r>
+        <w:t>ee actions.</w:t>
       </w:r>
     </w:p>
     <w:p>
@@ -2796,7 +2821,109 @@
         <w:pStyle w:val="Heading1"/>
       </w:pPr>
       <w:r>
-        <w:t>Framing questions</w:t>
+        <w:t>Discussion Questions</w:t>
+      </w:r>
+    </w:p>
+    <w:p>
+      <w:pPr>
+        <w:pStyle w:val="ListParagraph"/>
+        <w:numPr>
+          <w:ilvl w:val="0"/>
+          <w:numId w:val="13"/>
+        </w:numPr>
+      </w:pPr>
+      <w:r>
+        <w:t>What should Marquez authorize at 2:00 p.m.? Which resources should be committed immediately, and which should be preserved for later?</w:t>
+      </w:r>
+    </w:p>
+    <w:p>
+      <w:pPr>
+        <w:pStyle w:val="ListParagraph"/>
+        <w:numPr>
+          <w:ilvl w:val="0"/>
+          <w:numId w:val="13"/>
+        </w:numPr>
+      </w:pPr>
+      <w:r>
+        <w:t>How should BRSO compare an expensive preventive action with the low-probability but severe consequences of a shortage?</w:t>
+      </w:r>
+    </w:p>
+    <w:p>
+      <w:pPr>
+        <w:pStyle w:val="ListParagraph"/>
+        <w:numPr>
+          <w:ilvl w:val="0"/>
+          <w:numId w:val="13"/>
+        </w:numPr>
+      </w:pPr>
+      <w:r>
+        <w:t>Which information would be most valuable during the next two hours? How might BRSO obtain it?</w:t>
+      </w:r>
+    </w:p>
+    <w:p>
+      <w:pPr>
+        <w:pStyle w:val="ListParagraph"/>
+        <w:numPr>
+          <w:ilvl w:val="0"/>
+          <w:numId w:val="13"/>
+        </w:numPr>
+      </w:pPr>
+      <w:r>
+        <w:t>How should the operator value stored battery energy at different times of the day?</w:t>
+      </w:r>
+    </w:p>
+    <w:p>
+      <w:pPr>
+        <w:pStyle w:val="ListParagraph"/>
+        <w:numPr>
+          <w:ilvl w:val="0"/>
+          <w:numId w:val="13"/>
+        </w:numPr>
+      </w:pPr>
+      <w:r>
+        <w:t>When should demand response be treated as an ordinary operating resource, and when does repeated use undermine its future value?</w:t>
+      </w:r>
+    </w:p>
+    <w:p>
+      <w:pPr>
+        <w:pStyle w:val="ListParagraph"/>
+        <w:numPr>
+          <w:ilvl w:val="0"/>
+          <w:numId w:val="13"/>
+        </w:numPr>
+      </w:pPr>
+      <w:r>
+        <w:t>Which long-term investments appear complementary, which are substitutes, and how should their costs be allocated?</w:t>
+      </w:r>
+    </w:p>
+    <w:p>
+      <w:pPr>
+        <w:pStyle w:val="ExhibitNote"/>
+        <w:spacing w:before="100"/>
+      </w:pPr>
+      <w:r>
+        <w:t>Case note: This fictional case draws conceptually on Warren B. Powell, “Electric Power Grid Management,” Chapter 2 of Bridging Decision Problems, Volume I: Framing the Problem. Current context uses the U.S. Energy Information Administration, March 12, 2026, and NERC’s 2025 Long-Term Reliability Assessment, January 2026. All Blue River entities, events, and figures are fictional, and the case intentionally identifies no optimal strategy.</w:t>
+      </w:r>
+    </w:p>
+    <w:p>
+      <w:pPr>
+        <w:rPr>
+          <w:rFonts w:asciiTheme="majorHAnsi" w:eastAsiaTheme="majorEastAsia" w:hAnsiTheme="majorHAnsi" w:cstheme="majorBidi"/>
+          <w:color w:val="183B4E"/>
+          <w:sz w:val="28"/>
+          <w:szCs w:val="28"/>
+        </w:rPr>
+      </w:pPr>
+      <w:r>
+        <w:br w:type="page"/>
+      </w:r>
+    </w:p>
+    <w:p>
+      <w:pPr>
+        <w:pStyle w:val="Heading1"/>
+      </w:pPr>
+      <w:r>
+        <w:t>Decision Framing Questions</w:t>
       </w:r>
     </w:p>
     <w:p>
@@ -2809,15 +2936,7 @@
         <w:spacing w:after="80"/>
       </w:pPr>
       <w:r>
-        <w:t xml:space="preserve">Identify the different metrics that can be used to evaluate every aspect of the performance of the system?  Organize these into a pyramid to indicate </w:t>
-      </w:r>
-      <w:proofErr w:type="gramStart"/>
-      <w:r>
-        <w:t>the relative</w:t>
-      </w:r>
-      <w:proofErr w:type="gramEnd"/>
-      <w:r>
-        <w:t xml:space="preserve"> importance, following the style given here.</w:t>
+        <w:t>Identify the different metrics that can be used to evaluate every aspect of the performance of the system?  Organize these into a pyramid to indicate the relative importance, following the style given here.</w:t>
       </w:r>
     </w:p>
     <w:p>
@@ -2865,7 +2984,6 @@
         <w:spacing w:after="80"/>
       </w:pPr>
       <w:r>
-        <w:lastRenderedPageBreak/>
         <w:t xml:space="preserve">Use the </w:t>
       </w:r>
       <w:hyperlink r:id="rId10" w:history="1">
@@ -2992,15 +3110,7 @@
         <w:spacing w:after="80"/>
       </w:pPr>
       <w:r>
-        <w:t xml:space="preserve">Using the same </w:t>
-      </w:r>
-      <w:proofErr w:type="gramStart"/>
-      <w:r>
-        <w:t>decision</w:t>
-      </w:r>
-      <w:proofErr w:type="gramEnd"/>
-      <w:r>
-        <w:t xml:space="preserve"> you identified in (6), identify the people, departments, groups or organizations that you would need to work with to implement the decision?</w:t>
+        <w:t>Using the same decision you identified in (6), identify the people, departments, groups or organizations that you would need to work with to implement the decision?</w:t>
       </w:r>
     </w:p>
     <w:p>
@@ -3008,117 +3118,6 @@
         <w:pStyle w:val="Heading1"/>
       </w:pPr>
       <w:r>
-        <w:t>Discussion Questions</w:t>
-      </w:r>
-    </w:p>
-    <w:p>
-      <w:pPr>
-        <w:pStyle w:val="ListParagraph"/>
-        <w:numPr>
-          <w:ilvl w:val="0"/>
-          <w:numId w:val="13"/>
-        </w:numPr>
-      </w:pPr>
-      <w:r>
-        <w:t>What should Marquez authorize at 2:00 p.m.? Which resources should be committed immediately, and which should be preserved for later?</w:t>
-      </w:r>
-    </w:p>
-    <w:p>
-      <w:pPr>
-        <w:pStyle w:val="ListParagraph"/>
-        <w:numPr>
-          <w:ilvl w:val="0"/>
-          <w:numId w:val="13"/>
-        </w:numPr>
-      </w:pPr>
-      <w:r>
-        <w:t xml:space="preserve">How should BRSO compare an expensive preventive action with the </w:t>
-      </w:r>
-      <w:proofErr w:type="gramStart"/>
-      <w:r>
-        <w:t>low-probability</w:t>
-      </w:r>
-      <w:proofErr w:type="gramEnd"/>
-      <w:r>
-        <w:t xml:space="preserve"> but severe consequences of a shortage?</w:t>
-      </w:r>
-    </w:p>
-    <w:p>
-      <w:pPr>
-        <w:pStyle w:val="ListParagraph"/>
-        <w:numPr>
-          <w:ilvl w:val="0"/>
-          <w:numId w:val="13"/>
-        </w:numPr>
-      </w:pPr>
-      <w:r>
-        <w:t>Which information would be most valuable during the next two hours? How might BRSO obtain it?</w:t>
-      </w:r>
-    </w:p>
-    <w:p>
-      <w:pPr>
-        <w:pStyle w:val="ListParagraph"/>
-        <w:numPr>
-          <w:ilvl w:val="0"/>
-          <w:numId w:val="13"/>
-        </w:numPr>
-      </w:pPr>
-      <w:r>
-        <w:t>How should the operator value stored battery energy at different times of the day?</w:t>
-      </w:r>
-    </w:p>
-    <w:p>
-      <w:pPr>
-        <w:pStyle w:val="ListParagraph"/>
-        <w:numPr>
-          <w:ilvl w:val="0"/>
-          <w:numId w:val="13"/>
-        </w:numPr>
-      </w:pPr>
-      <w:r>
-        <w:t>When should demand response be treated as an ordinary operating resource, and when does repeated use undermine its future value?</w:t>
-      </w:r>
-    </w:p>
-    <w:p>
-      <w:pPr>
-        <w:pStyle w:val="ListParagraph"/>
-        <w:numPr>
-          <w:ilvl w:val="0"/>
-          <w:numId w:val="13"/>
-        </w:numPr>
-      </w:pPr>
-      <w:r>
-        <w:t>Which long-term investments appear complementary, which are substitutes, and how should their costs be allocated?</w:t>
-      </w:r>
-    </w:p>
-    <w:p>
-      <w:pPr>
-        <w:pStyle w:val="ExhibitNote"/>
-        <w:spacing w:before="100"/>
-      </w:pPr>
-      <w:r>
-        <w:t>Case note: This fictional case draws conceptually on Warren B. Powell, “Electric Power Grid Management,” Chapter 2 of Bridging Decision Problems, Volume I: Framing the Problem. Current context uses the U.S. Energy Information Administration, March 12, 2026, and NERC’s 2025 Long-Term Reliability Assessment, January 2026. All Blue River entities, events, and figures are fictional, and the case intentionally identifies no optimal strategy.</w:t>
-      </w:r>
-    </w:p>
-    <w:p>
-      <w:pPr>
-        <w:rPr>
-          <w:rFonts w:asciiTheme="majorHAnsi" w:eastAsiaTheme="majorEastAsia" w:hAnsiTheme="majorHAnsi" w:cstheme="majorBidi"/>
-          <w:color w:val="183B4E"/>
-          <w:sz w:val="28"/>
-          <w:szCs w:val="28"/>
-        </w:rPr>
-      </w:pPr>
-      <w:r>
-        <w:br w:type="page"/>
-      </w:r>
-    </w:p>
-    <w:p>
-      <w:pPr>
-        <w:pStyle w:val="Heading1"/>
-      </w:pPr>
-      <w:r>
-        <w:lastRenderedPageBreak/>
         <w:t>ChatGPT notes</w:t>
       </w:r>
     </w:p>
@@ -3132,15 +3131,7 @@
     </w:p>
     <w:p>
       <w:r>
-        <w:t xml:space="preserve">Write a </w:t>
-      </w:r>
-      <w:proofErr w:type="gramStart"/>
-      <w:r>
-        <w:t>4-6 page</w:t>
-      </w:r>
-      <w:proofErr w:type="gramEnd"/>
-      <w:r>
-        <w:t xml:space="preserve"> case study based on the material in the section at https://warrenpowell.org/bridging-vol1/chapter-2/#electric-power-grid-management. Create a context based on the metrics, decisions and uncertainties in the section, but without explicitly calling attention to them. motivate your case problem with data.</w:t>
+        <w:t>Write a 4-6 page case study based on the material in the section at https://warrenpowell.org/bridging-vol1/chapter-2/#electric-power-grid-management. Create a context based on the metrics, decisions and uncertainties in the section, but without explicitly calling attention to them. motivate your case problem with data.</w:t>
       </w:r>
     </w:p>
     <w:p>
@@ -3213,23 +3204,7 @@
         </w:numPr>
       </w:pPr>
       <w:r>
-        <w:t xml:space="preserve">Weather, </w:t>
-      </w:r>
-      <w:proofErr w:type="gramStart"/>
-      <w:r>
-        <w:t>equipment-failure</w:t>
-      </w:r>
-      <w:proofErr w:type="gramEnd"/>
-      <w:r>
-        <w:t xml:space="preserve">, </w:t>
-      </w:r>
-      <w:proofErr w:type="gramStart"/>
-      <w:r>
-        <w:t>fuel-price</w:t>
-      </w:r>
-      <w:proofErr w:type="gramEnd"/>
-      <w:r>
-        <w:t xml:space="preserve">, regulatory, and technology uncertainty </w:t>
+        <w:t xml:space="preserve">Weather, equipment-failure, fuel-price, regulatory, and technology uncertainty </w:t>
       </w:r>
     </w:p>
     <w:p>

--- a/assets/cases/BlueRiver_Grid_Case.docx
+++ b/assets/cases/BlueRiver_Grid_Case.docx
@@ -2936,7 +2936,7 @@
         <w:spacing w:after="80"/>
       </w:pPr>
       <w:r>
-        <w:t>Identify the different metrics that can be used to evaluate every aspect of the performance of the system?  Organize these into a pyramid to indicate the relative importance, following the style given here.</w:t>
+        <w:t xml:space="preserve">Identify and describe the responsibilities of the decision maker. This should set the scope of the problem.</w:t>
       </w:r>
     </w:p>
     <w:p>
@@ -2949,29 +2949,18 @@
         <w:spacing w:after="80"/>
       </w:pPr>
       <w:r>
-        <w:t xml:space="preserve">What are the types of decisions? Use the </w:t>
+        <w:t xml:space="preserve">Use the </w:t>
       </w:r>
-      <w:hyperlink r:id="rId8" w:anchor="types-of-decision-settings" w:history="1">
+      <w:hyperlink r:id="rId16">
         <w:r>
           <w:rPr>
             <w:rStyle w:val="Hyperlink"/>
           </w:rPr>
-          <w:t>list of decision types here as a guide</w:t>
+          <w:t xml:space="preserve">metrics pyramid tool</w:t>
         </w:r>
       </w:hyperlink>
       <w:r>
-        <w:t xml:space="preserve">, illustrated by the </w:t>
-      </w:r>
-      <w:hyperlink r:id="rId9" w:anchor="from-apps-to-types" w:history="1">
-        <w:r>
-          <w:rPr>
-            <w:rStyle w:val="Hyperlink"/>
-          </w:rPr>
-          <w:t>applications here</w:t>
-        </w:r>
-      </w:hyperlink>
-      <w:r>
-        <w:t xml:space="preserve">.  </w:t>
+        <w:t xml:space="preserve"> to identify and prioritize the different performance metrics. Click on the oval holding the metric to identify whether it is a metric to be maximized (green), minimized (red), a target that is a floor (light green) or a ceiling (light red), or finally a target (purple).</w:t>
       </w:r>
     </w:p>
     <w:p>
@@ -2986,16 +2975,27 @@
       <w:r>
         <w:t xml:space="preserve">Use the </w:t>
       </w:r>
-      <w:hyperlink r:id="rId10" w:history="1">
+      <w:hyperlink r:id="rId17">
         <w:r>
           <w:rPr>
             <w:rStyle w:val="Hyperlink"/>
           </w:rPr>
-          <w:t>interactive framing matrix here</w:t>
+          <w:t xml:space="preserve">decision prioritization tool</w:t>
         </w:r>
       </w:hyperlink>
       <w:r>
-        <w:t xml:space="preserve"> to fill out the performance metrics along the top (from most to least important) followed by the list of decisions (in any order).  Use your judgment to assess whether the impact of each decision on each metric is H (high impact), M (medium), L (low) or N (none).  Finally, use the resulting matrix to rank the decisions in terms of their impact on the most important metrics.</w:t>
+        <w:t xml:space="preserve"> to first list the different types of decisions (use the </w:t>
+      </w:r>
+      <w:hyperlink r:id="rId18">
+        <w:r>
+          <w:rPr>
+            <w:rStyle w:val="Hyperlink"/>
+          </w:rPr>
+          <w:t xml:space="preserve">types of decisions</w:t>
+        </w:r>
+      </w:hyperlink>
+      <w:r>
+        <w:t xml:space="preserve"> as a guide). These will then populate the rows of the matrix to the right, where the columns are the performance metrics sorted left to right by the priority in the pyramid above. Click on each cell to indicate if the impact of the decision on each metric is high (red), medium (orange), low (yellow) or none (white).</w:t>
       </w:r>
     </w:p>
     <w:p>
@@ -3008,18 +3008,7 @@
         <w:spacing w:after="80"/>
       </w:pPr>
       <w:r>
-        <w:t xml:space="preserve">What are the different sources of uncertainty?  Use the </w:t>
-      </w:r>
-      <w:hyperlink r:id="rId11" w:anchor="categories" w:history="1">
-        <w:r>
-          <w:rPr>
-            <w:rStyle w:val="Hyperlink"/>
-          </w:rPr>
-          <w:t>12 categories of uncertainty here as a guide</w:t>
-        </w:r>
-      </w:hyperlink>
-      <w:r>
-        <w:t>.</w:t>
+        <w:t xml:space="preserve">You can grab the handle (three bars) farthest to the left on each row to move it up or down. Sort the rows so that the decisions with the greatest impact on the most important metrics are toward the top. The cells in the upper left-hand corner should have the greatest concentration of red and orange cells. At this point identify the decisions that should receive the most attention in your study. If you do not have any decisions with a medium or high impact on the most important metrics, revisit your list of decisions.</w:t>
       </w:r>
     </w:p>
     <w:p>
@@ -3032,7 +3021,42 @@
         <w:spacing w:after="80"/>
       </w:pPr>
       <w:r>
-        <w:t>Repeat the exercise in (3), but this time using uncertainties instead of decisions.</w:t>
+        <w:t xml:space="preserve">Repeat the process to list and prioritize the uncertainties using the </w:t>
+      </w:r>
+      <w:hyperlink r:id="rId19">
+        <w:r>
+          <w:rPr>
+            <w:rStyle w:val="Hyperlink"/>
+          </w:rPr>
+          <w:t xml:space="preserve">uncertainty prioritization tool</w:t>
+        </w:r>
+      </w:hyperlink>
+      <w:r>
+        <w:t xml:space="preserve">. Use the </w:t>
+      </w:r>
+      <w:hyperlink r:id="rId20">
+        <w:r>
+          <w:rPr>
+            <w:rStyle w:val="Hyperlink"/>
+          </w:rPr>
+          <w:t xml:space="preserve">categories of uncertainty</w:t>
+        </w:r>
+      </w:hyperlink>
+      <w:r>
+        <w:t xml:space="preserve"> to help you identify these.</w:t>
+      </w:r>
+    </w:p>
+    <w:p>
+      <w:pPr>
+        <w:pStyle w:val="ListParagraph"/>
+        <w:numPr>
+          <w:ilvl w:val="0"/>
+          <w:numId w:val="11"/>
+        </w:numPr>
+        <w:spacing w:after="80"/>
+      </w:pPr>
+      <w:r>
+        <w:t xml:space="preserve">It is important to differentiate uncertainties that can be evaluated on average, or as risk events:</w:t>
       </w:r>
     </w:p>
     <w:p>
@@ -3045,7 +3069,7 @@
         <w:spacing w:after="80"/>
       </w:pPr>
       <w:r>
-        <w:t>Which sources of uncertainty would be captured using average performance over time?</w:t>
+        <w:t xml:space="preserve">Which sources of uncertainty would be captured using average performance over time?</w:t>
       </w:r>
     </w:p>
     <w:p>
@@ -3058,7 +3082,7 @@
         <w:spacing w:after="80"/>
       </w:pPr>
       <w:r>
-        <w:t>Which sources of uncertainty represent forms of risk that are not properly captured using averages?</w:t>
+        <w:t xml:space="preserve">Which sources of uncertainty represent forms of risk that are not properly captured using averages?</w:t>
       </w:r>
     </w:p>
     <w:p>
@@ -3071,7 +3095,7 @@
         <w:spacing w:after="80"/>
       </w:pPr>
       <w:r>
-        <w:t xml:space="preserve">Choose the single decision that seems to have the highest impact on the most important metric.  </w:t>
+        <w:t xml:space="preserve">Choose the single decision that seems to have the highest impact on the most important metric.</w:t>
       </w:r>
     </w:p>
     <w:p>
@@ -3084,7 +3108,7 @@
         <w:spacing w:after="80"/>
       </w:pPr>
       <w:r>
-        <w:t>What approach do you think you would use to make this decision?</w:t>
+        <w:t xml:space="preserve">What approach do you think you would use to make this decision?</w:t>
       </w:r>
     </w:p>
     <w:p>
@@ -3097,7 +3121,7 @@
         <w:spacing w:after="80"/>
       </w:pPr>
       <w:r>
-        <w:t>What data appears to be necessary to make this decision, including the calculation of any performance metrics where the decision would have a high or medium impact.</w:t>
+        <w:t xml:space="preserve">What data appears to be necessary to make this decision, including the calculation of any performance metrics where the decision would have a high or medium impact.</w:t>
       </w:r>
     </w:p>
     <w:p>
@@ -3110,7 +3134,7 @@
         <w:spacing w:after="80"/>
       </w:pPr>
       <w:r>
-        <w:t>Using the same decision you identified in (6), identify the people, departments, groups or organizations that you would need to work with to implement the decision?</w:t>
+        <w:t xml:space="preserve">Using the same decision you identified in (7), identify the people, departments, groups or organizations that you would need to work with to implement the decision.</w:t>
       </w:r>
     </w:p>
     <w:p>
